--- a/projects/valuepickr-open-screen/docs/Archit Nuwood Industries.docx
+++ b/projects/valuepickr-open-screen/docs/Archit Nuwood Industries.docx
@@ -586,6 +586,179 @@
         <w:t xml:space="preserve">This is independent research and analysis for informational purposes only, not personalized financial or investment advice. Past multi-bagger performance and forum/social sentiment are not indicators of future returns. Do your own due diligence before investing.</w:t>
       </w:r>
     </w:p>
+    <w:p/>
+    <w:p>
+      <w:r>
+        <w:rPr>
+          <w:b/>
+          <w:sz w:val="28"/>
+        </w:rPr>
+        <w:t>🔄 RESEARCH UPDATE - 2026-10-05</w:t>
+      </w:r>
+    </w:p>
+    <w:p>
+      <w:r>
+        <w:rPr>
+          <w:b/>
+        </w:rPr>
+        <w:t>📊 Key Metrics:</w:t>
+      </w:r>
+    </w:p>
+    <w:p>
+      <w:pPr>
+        <w:ind w:left="360"/>
+      </w:pPr>
+      <w:r>
+        <w:t xml:space="preserve">  • Company: Archit Nuwood Industries Ltd</w:t>
+      </w:r>
+    </w:p>
+    <w:p>
+      <w:pPr>
+        <w:ind w:left="360"/>
+      </w:pPr>
+      <w:r>
+        <w:t xml:space="preserve">  • Conviction: Not rated</w:t>
+      </w:r>
+    </w:p>
+    <w:p>
+      <w:pPr>
+        <w:ind w:left="360"/>
+      </w:pPr>
+      <w:r>
+        <w:t xml:space="preserve">  • Thesis: 10x-in-2-3-years</w:t>
+      </w:r>
+    </w:p>
+    <w:p>
+      <w:pPr>
+        <w:ind w:left="360"/>
+      </w:pPr>
+      <w:r>
+        <w:t xml:space="preserve">  • 4-Box Score: 3.0</w:t>
+      </w:r>
+    </w:p>
+    <w:p>
+      <w:pPr>
+        <w:ind w:left="360"/>
+      </w:pPr>
+      <w:r>
+        <w:t xml:space="preserve">  • Research Date: 2026-09-16</w:t>
+      </w:r>
+    </w:p>
+    <w:p>
+      <w:pPr>
+        <w:ind w:left="360"/>
+      </w:pPr>
+      <w:r>
+        <w:t xml:space="preserve">  • Red Flag: None</w:t>
+      </w:r>
+    </w:p>
+    <w:p/>
+    <w:p>
+      <w:r>
+        <w:rPr>
+          <w:b/>
+        </w:rPr>
+        <w:t>📝 Verdict:</w:t>
+      </w:r>
+    </w:p>
+    <w:p>
+      <w:pPr>
+        <w:ind w:left="360"/>
+      </w:pPr>
+      <w:r>
+        <w:t>Small-cap MDF/HDF board maker with a real import-substitution tailwind and a genuine 9M FY26 margin recovery - but this pass confirms the FY24 return ratios came with deeply negative operating cash flow and quadrupled debt, and FY25 PAT actually fell despite 75% revenue growth. four_box softened to 3.0 (valuation downgraded on profit-quality grounds); conviction further capped at Low-Medium pending fresh cash-flow confirmation.</w:t>
+      </w:r>
+    </w:p>
+    <w:p/>
+    <w:p>
+      <w:r>
+        <w:rPr>
+          <w:b/>
+        </w:rPr>
+        <w:t>📈 Bull Case:</w:t>
+      </w:r>
+    </w:p>
+    <w:p>
+      <w:pPr>
+        <w:ind w:left="360"/>
+      </w:pPr>
+      <w:r>
+        <w:t>Real, structural import-substitution tailwind in MDF/HDF boards (anti-dumping protection) plus organised furniture/interiors growth as the underlying TAM driver, independent of company-specific execution</w:t>
+      </w:r>
+    </w:p>
+    <w:p>
+      <w:pPr>
+        <w:ind w:left="360"/>
+      </w:pPr>
+      <w:r>
+        <w:t>9M FY26 shows a genuine margin recovery (PAT Rs 38.69 Cr on Rs 236.50 Cr revenue, ~16.4% margin) already exceeding full FY25 PAT - the FY25 margin collapse may have been a one-year event, not a structural deterioration</w:t>
+      </w:r>
+    </w:p>
+    <w:p>
+      <w:pPr>
+        <w:ind w:left="360"/>
+      </w:pPr>
+      <w:r>
+        <w:t>Moderate implied valuation (~17.3x P/E) relative to the historical return profile, if the FY24-style returns can be sustained on a cash-backed basis</w:t>
+      </w:r>
+    </w:p>
+    <w:p>
+      <w:pPr>
+        <w:ind w:left="360"/>
+      </w:pPr>
+      <w:r>
+        <w:t>High promoter holding (69.15% post-IPO) - skin in the game, though this is standard for a recent SME IPO rather than a distinguishing positive</w:t>
+      </w:r>
+    </w:p>
+    <w:p/>
+    <w:p>
+      <w:r>
+        <w:rPr>
+          <w:b/>
+        </w:rPr>
+        <w:t>📉 Bear Case:</w:t>
+      </w:r>
+    </w:p>
+    <w:p>
+      <w:pPr>
+        <w:ind w:left="360"/>
+      </w:pPr>
+      <w:r>
+        <w:t>CONFIRMED (not just flagged as a risk): FY24 operating cash flow was -Rs 10 Cr despite Rs 37 Cr reported PAT, funded by debt quadrupling (Rs 6 Cr -&gt; Rs 35 Cr) - a genuine profit-quality problem, not just a working-capital-days observation</w:t>
+      </w:r>
+    </w:p>
+    <w:p>
+      <w:pPr>
+        <w:ind w:left="360"/>
+      </w:pPr>
+      <w:r>
+        <w:t>FY25 PAT fell ~24% (Rs 37 Cr -&gt; Rs 28.13 Cr) even as revenue grew 75% - a margin collapse consistent with the FY24 cash-conversion problem catching up, though not independently confirmed as the specific cause</w:t>
+      </w:r>
+    </w:p>
+    <w:p>
+      <w:pPr>
+        <w:ind w:left="360"/>
+      </w:pPr>
+      <w:r>
+        <w:t>No fresh FY25/FY26 cash-flow or working-capital-day data available to confirm whether the underlying problem has resolved alongside the 9M FY26 margin recovery, or is merely paused</w:t>
+      </w:r>
+    </w:p>
+    <w:p>
+      <w:pPr>
+        <w:ind w:left="360"/>
+      </w:pPr>
+      <w:r>
+        <w:t>No ValuePickr community thread or corroboration exists for this name - conviction rests entirely on fundamentals, which themselves carry the profit-quality caveat above</w:t>
+      </w:r>
+    </w:p>
+    <w:p>
+      <w:pPr>
+        <w:ind w:left="360"/>
+      </w:pPr>
+      <w:r>
+        <w:t>Young company (founded 2017), recently listed (Sep 2024), without a long multi-year track record; does not own its own brand trademark ('ARCHIT NUWOOD'/'NUWUD'); promoters have an outstanding personal GST-penalty legal proceeding</w:t>
+      </w:r>
+    </w:p>
     <w:sectPr>
       <w:pgSz w:w="12240" w:h="15840" w:orient="portrait"/>
       <w:pgMar w:top="1440" w:right="1440" w:bottom="1440" w:left="1440" w:header="708" w:footer="708" w:gutter="0"/>
